--- a/data/cvs/cv_208_Bjak_Senior_Software_Engineer__Hong_Kong__Rem.docx
+++ b/data/cvs/cv_208_Bjak_Senior_Software_Engineer__Hong_Kong__Rem.docx
@@ -86,7 +86,7 @@
         <w:rPr>
           <w:sz w:val="20"/>
         </w:rPr>
-        <w:t>Senior Software Engineer with a full-stack background and a focus on AI-powered solutions. I excel at building scalable applications, integrating APIs, and enhancing user experiences. My recent work includes developing AI-driven automation tools, designing system architectures, and implementing full-stack solutions for enterprise clients. I am skilled in Python, JavaScript, and React, with experience in remote collaboration and Agile methodologies.</w:t>
+        <w:t>Full Stack Developer with a focus on AI-driven solutions, currently building production systems at Copy Cat Group. I work across the stack, from Python backends and REST APIs to React frontends, with experience in data annotation, model evaluation, and prompt engineering. I've delivered full-stack applications for enterprise clients, integrating APIs and customer-facing systems, and am now leading AI-powered projects, including a live SAP API integration and an AI tender scraping pipeline.</w:t>
       </w:r>
     </w:p>
     <w:p>
@@ -209,7 +209,7 @@
         <w:rPr>
           <w:sz w:val="20"/>
         </w:rPr>
-        <w:t>n8n, Playwright, APScheduler, Web Scraping, REST APIs</w:t>
+        <w:t>n8n, Playwright, APScheduler, Web Scraping, REST APIs, Git, GitHub, Postman, VS Code, Jira, Trello, Slack, HubSpot, Figma, Docker</w:t>
       </w:r>
     </w:p>
     <w:p>
@@ -227,7 +227,7 @@
         <w:rPr>
           <w:sz w:val="20"/>
         </w:rPr>
-        <w:t>Git, GitHub, Postman, VS Code, Jira, Trello, Slack, HubSpot, Figma, Docker, Oracle Cloud, Google Cloud Platform</w:t>
+        <w:t>Oracle Cloud, Google Cloud Platform, CI/CD, Git-based workflows</w:t>
       </w:r>
     </w:p>
     <w:p>
@@ -245,7 +245,7 @@
         <w:rPr>
           <w:sz w:val="20"/>
         </w:rPr>
-        <w:t>Scrum, software development, programming languages, C++, data structures, algorithms, object-oriented design principles, design patterns, web development frameworks, Angular, Vue.js, RESTful API, software engineering, code reviews</w:t>
+        <w:t>Agile, Scrum, software applications, programming languages, frameworks, product managers, designers, stakeholders, implementation plans, code reviews, junior team members, troubleshoot, debug, root cause analysis</w:t>
       </w:r>
     </w:p>
     <w:p>
@@ -263,7 +263,7 @@
         <w:rPr>
           <w:sz w:val="20"/>
         </w:rPr>
-        <w:t>mentoring, debugging, root cause analysis, software systems reliability, emerging technologies, industry trends, best practices, innovation, CI/CD, product managers, designers, stakeholders, technical specifications, implementation plans</w:t>
+        <w:t>software systems, emerging technologies, industry trends, best practices, software development, development processes, sprint planning, daily stand-ups, retrospectives, cross-functional teams, architecture, web development frameworks, Angular, Vue.js, RESTful API</w:t>
       </w:r>
     </w:p>
     <w:p>
@@ -313,7 +313,7 @@
         <w:rPr>
           <w:sz w:val="20"/>
         </w:rPr>
-        <w:t>Integrating SAP APIs with an internal Credit Control System, automating processes for OA and IT business units.</w:t>
+        <w:t>Leading the integration of SAP APIs with an internal Credit Control System, creating an automated solution for OA and IT business units.</w:t>
       </w:r>
     </w:p>
     <w:p>
@@ -325,7 +325,7 @@
         <w:rPr>
           <w:sz w:val="20"/>
         </w:rPr>
-        <w:t>Authoring technical documentation: BRD, SDD, and architecture specifications for enterprise-level projects.</w:t>
+        <w:t>Authoring comprehensive System Design Documents (SDDs) and Business Requirements Documents (BRDs) to define project scope and technical specifications for enterprise clients.</w:t>
       </w:r>
     </w:p>
     <w:p>
@@ -337,7 +337,7 @@
         <w:rPr>
           <w:sz w:val="20"/>
         </w:rPr>
-        <w:t>Designing and prototyping an AI-powered tender scraping pipeline to automate tender opportunity discovery.</w:t>
+        <w:t>Designing and prototyping an AI-powered tender scraping pipeline to automate tender discovery and processing, driving innovation in business operations.</w:t>
       </w:r>
     </w:p>
     <w:p>
@@ -372,7 +372,7 @@
         <w:rPr>
           <w:sz w:val="20"/>
         </w:rPr>
-        <w:t>Generating difference-based captions for multimodal datasets, improving model accuracy through detailed annotations.</w:t>
+        <w:t>Generated accurate captions for multimodal datasets, improving model accuracy through categorisation, bounding, and validation.</w:t>
       </w:r>
     </w:p>
     <w:p>
@@ -407,7 +407,7 @@
         <w:rPr>
           <w:sz w:val="20"/>
         </w:rPr>
-        <w:t>Built and delivered full-stack applications, including UI components, APIs, and CMS-based websites.</w:t>
+        <w:t>Built full-stack solutions for diverse U.S. clients, including UI components, optimised APIs, and CMS-based websites.</w:t>
       </w:r>
     </w:p>
     <w:p>
@@ -442,7 +442,7 @@
         <w:rPr>
           <w:sz w:val="20"/>
         </w:rPr>
-        <w:t>Performed intent detection and utterance verification for health and agriculture AI systems, ensuring multilingual data consistency.</w:t>
+        <w:t>Performed intent detection, slot tagging, and utterance verification for health and agriculture AI systems, ensuring high-quality multilingual training data.</w:t>
       </w:r>
     </w:p>
     <w:p>
